--- a/docs/content/analysis_of_variance/11_04_how_anova_is_dummy_var_regression.docx
+++ b/docs/content/analysis_of_variance/11_04_how_anova_is_dummy_var_regression.docx
@@ -10934,7 +10934,7 @@
       <w:b/>
       <w:color w:themeColor="accent1" w:themeShade="BF" w:val="0F4761"/>
       <w:sz w:val="28"/>
-      <w:szCs w:val="40"/>
+      <w:szCs w:val="28"/>
     </w:rPr>
   </w:style>
   <w:style w:styleId="Heading2" w:type="paragraph">
@@ -10956,7 +10956,7 @@
     <w:rPr>
       <w:rFonts w:asciiTheme="majorHAnsi" w:cstheme="majorBidi" w:eastAsiaTheme="majorEastAsia" w:hAnsiTheme="majorHAnsi"/>
       <w:color w:themeColor="accent1" w:themeShade="BF" w:val="0F4761"/>
-      <w:szCs w:val="32"/>
+      <w:szCs w:val="28"/>
     </w:rPr>
   </w:style>
   <w:style w:styleId="Heading3" w:type="paragraph">
@@ -11268,8 +11268,8 @@
       <w:rFonts w:asciiTheme="majorHAnsi" w:cstheme="majorBidi" w:eastAsiaTheme="majorEastAsia" w:hAnsiTheme="majorHAnsi"/>
       <w:spacing w:val="-10"/>
       <w:kern w:val="28"/>
-      <w:sz w:val="56"/>
-      <w:szCs w:val="56"/>
+      <w:sz w:val="28"/>
+      <w:szCs w:val="28"/>
     </w:rPr>
   </w:style>
   <w:style w:customStyle="1" w:styleId="TitleChar" w:type="character">
@@ -11282,8 +11282,8 @@
       <w:rFonts w:asciiTheme="majorHAnsi" w:cstheme="majorBidi" w:eastAsiaTheme="majorEastAsia" w:hAnsiTheme="majorHAnsi"/>
       <w:spacing w:val="-10"/>
       <w:kern w:val="28"/>
-      <w:sz w:val="56"/>
-      <w:szCs w:val="56"/>
+      <w:sz w:val="28"/>
+      <w:szCs w:val="28"/>
     </w:rPr>
   </w:style>
   <w:style w:styleId="Subtitle" w:type="paragraph">

--- a/docs/content/analysis_of_variance/11_04_how_anova_is_dummy_var_regression.docx
+++ b/docs/content/analysis_of_variance/11_04_how_anova_is_dummy_var_regression.docx
@@ -6071,7 +6071,7 @@
         <w:rPr>
           <w:rStyle w:val="StringTok"/>
         </w:rPr>
-        <w:t xml:space="preserve">"steelblue"</w:t>
+        <w:t xml:space="preserve">"darkblue"</w:t>
       </w:r>
       <w:r>
         <w:rPr>

--- a/docs/content/analysis_of_variance/11_04_how_anova_is_dummy_var_regression.docx
+++ b/docs/content/analysis_of_variance/11_04_how_anova_is_dummy_var_regression.docx
@@ -2801,7 +2801,7 @@
       <w:r>
         <w:drawing>
           <wp:inline>
-            <wp:extent cx="3200400" cy="3200400"/>
+            <wp:extent cx="3245476" cy="3245476"/>
             <wp:effectExtent b="0" l="0" r="0" t="0"/>
             <wp:docPr descr="" title="" id="12" name="Picture"/>
             <a:graphic>
@@ -2822,7 +2822,7 @@
                   <pic:spPr bwMode="auto">
                     <a:xfrm>
                       <a:off x="0" y="0"/>
-                      <a:ext cx="3200400" cy="3200400"/>
+                      <a:ext cx="3245476" cy="3245476"/>
                     </a:xfrm>
                     <a:prstGeom prst="rect">
                       <a:avLst/>
@@ -6369,7 +6369,7 @@
       <w:r>
         <w:drawing>
           <wp:inline>
-            <wp:extent cx="3200400" cy="3200400"/>
+            <wp:extent cx="3245476" cy="3245476"/>
             <wp:effectExtent b="0" l="0" r="0" t="0"/>
             <wp:docPr descr="" title="" id="18" name="Picture"/>
             <a:graphic>
@@ -6390,7 +6390,7 @@
                   <pic:spPr bwMode="auto">
                     <a:xfrm>
                       <a:off x="0" y="0"/>
-                      <a:ext cx="3200400" cy="3200400"/>
+                      <a:ext cx="3245476" cy="3245476"/>
                     </a:xfrm>
                     <a:prstGeom prst="rect">
                       <a:avLst/>
@@ -8234,7 +8234,7 @@
       <w:r>
         <w:drawing>
           <wp:inline>
-            <wp:extent cx="3200400" cy="3200400"/>
+            <wp:extent cx="3245476" cy="3245476"/>
             <wp:effectExtent b="0" l="0" r="0" t="0"/>
             <wp:docPr descr="" title="" id="22" name="Picture"/>
             <a:graphic>
@@ -8255,7 +8255,7 @@
                   <pic:spPr bwMode="auto">
                     <a:xfrm>
                       <a:off x="0" y="0"/>
-                      <a:ext cx="3200400" cy="3200400"/>
+                      <a:ext cx="3245476" cy="3245476"/>
                     </a:xfrm>
                     <a:prstGeom prst="rect">
                       <a:avLst/>

--- a/docs/content/analysis_of_variance/11_04_how_anova_is_dummy_var_regression.docx
+++ b/docs/content/analysis_of_variance/11_04_how_anova_is_dummy_var_regression.docx
@@ -2801,7 +2801,7 @@
       <w:r>
         <w:drawing>
           <wp:inline>
-            <wp:extent cx="3245476" cy="3245476"/>
+            <wp:extent cx="2293645" cy="2293645"/>
             <wp:effectExtent b="0" l="0" r="0" t="0"/>
             <wp:docPr descr="" title="" id="12" name="Picture"/>
             <a:graphic>
@@ -2822,7 +2822,7 @@
                   <pic:spPr bwMode="auto">
                     <a:xfrm>
                       <a:off x="0" y="0"/>
-                      <a:ext cx="3245476" cy="3245476"/>
+                      <a:ext cx="2293645" cy="2293645"/>
                     </a:xfrm>
                     <a:prstGeom prst="rect">
                       <a:avLst/>
@@ -6369,7 +6369,7 @@
       <w:r>
         <w:drawing>
           <wp:inline>
-            <wp:extent cx="3245476" cy="3245476"/>
+            <wp:extent cx="2293645" cy="2293645"/>
             <wp:effectExtent b="0" l="0" r="0" t="0"/>
             <wp:docPr descr="" title="" id="18" name="Picture"/>
             <a:graphic>
@@ -6390,7 +6390,7 @@
                   <pic:spPr bwMode="auto">
                     <a:xfrm>
                       <a:off x="0" y="0"/>
-                      <a:ext cx="3245476" cy="3245476"/>
+                      <a:ext cx="2293645" cy="2293645"/>
                     </a:xfrm>
                     <a:prstGeom prst="rect">
                       <a:avLst/>
@@ -8234,7 +8234,7 @@
       <w:r>
         <w:drawing>
           <wp:inline>
-            <wp:extent cx="3245476" cy="3245476"/>
+            <wp:extent cx="2293645" cy="2293645"/>
             <wp:effectExtent b="0" l="0" r="0" t="0"/>
             <wp:docPr descr="" title="" id="22" name="Picture"/>
             <a:graphic>
@@ -8255,7 +8255,7 @@
                   <pic:spPr bwMode="auto">
                     <a:xfrm>
                       <a:off x="0" y="0"/>
-                      <a:ext cx="3245476" cy="3245476"/>
+                      <a:ext cx="2293645" cy="2293645"/>
                     </a:xfrm>
                     <a:prstGeom prst="rect">
                       <a:avLst/>
